--- a/scratch/review/内部調査資料_2026-08-13.docx
+++ b/scratch/review/内部調査資料_2026-08-13.docx
@@ -653,7 +653,7 @@
                 <w:sz w:val="17"/>
                 <w:szCs w:val="17"/>
               </w:rPr>
-              <w:t>commit 755fe3d + 未コミットの作業差分（差分は sim_results/rec_d70_n50/sweep/config/workspace.patch に保存）．実行環境と手順は付録 D</w:t>
+              <w:t>コードと設定は feat/urban-2lane の 789996b / ef7b8b7．記録時の作業差分は sim_results/rec_d70_n50/sweep/config/workspace.patch．実行環境と手順は付録 D</w:t>
             </w:r>
           </w:p>
         </w:tc>
@@ -6696,7 +6696,7 @@
           <w:sz w:val="17"/>
           <w:szCs w:val="17"/>
         </w:rPr>
-        <w:t xml:space="preserve">① コードを揃える： 755fe3d を checkout し，sim_results/rec_d70_n50/sweep/config/workspace.patch を適用する．この差分に含まれるのは追跡下の 5 ファイル（TxControllerPlugin.cc，sim_launch.py，replay_sim.py，replay_sweep.py，test_yaml.cpp）であり，いずれも挙動に影響する．シナリオと sweep 設定と図表生成スクリプトは版管理下になく差分に含まれないため，別途配布が必要である．前者 2 つは記録時のスナップショットが sim_results/rec_d70_n50/sweep/config/ に scenario.yaml・sweep.yaml・sim_params_base.yaml として残っており，②③ ではこれを使う．</w:t>
+        <w:t xml:space="preserve">① コードを揃える： feat/urban-2lane の 789996b を checkout する（本評価に用いたシミュレータ・シナリオ・ツールを含む）．記録と学習の sweep 設定，および図表の生成スクリプトは ef7b8b7 に含まれる．記録した時点の作業差分は sim_results/rec_d70_n50/sweep/config/workspace.patch に残してあり，これを 755fe3d に当てた状態と 789996b とで，挙動に関わる 4 ファイル（TxControllerPlugin.cc，sim_launch.py，replay_sim.py，replay_sweep.py）が一致することを確認済みである．シナリオと sweep 設定は記録時のスナップショットも sim_results/rec_d70_n50/sweep/config/ に scenario.yaml・sweep.yaml・sim_params_base.yaml として残っており，照合に使える．</w:t>
       </w:r>
     </w:p>
     <w:p>
@@ -6818,7 +6818,7 @@
           <w:sz w:val="21"/>
           <w:szCs w:val="21"/>
         </w:rPr>
-        <w:t xml:space="preserve">現時点の制約として，① の差分がコミットされていない．workspace.patch と未追跡ファイルを添えれば再現できるが，外部に出す前にコミットして版を確定させることが望ましい．</w:t>
+        <w:t xml:space="preserve">残る制約はデータの配布である．コードと設定の版は確定したが，記録一式は約 13 GB あり，リポジトリには含めていない（sim_results/ は版管理の対象外）．第三者が ④ 以降だけを検証する場合は，記録一式と学習済み地図を別途受け渡す必要がある．</w:t>
       </w:r>
     </w:p>
     <w:sectPr>
